--- a/docs/stage-2/Calorica-stage-2-technical-specification.docx
+++ b/docs/stage-2/Calorica-stage-2-technical-specification.docx
@@ -48,7 +48,7 @@
       <w:r>
         <w:t>Второй этап учебного проекта</w:t>
         <w:br/>
-        <w:t>Версия 0.2 · 28 сентября 2026 года</w:t>
+        <w:t>Версия 0.3 · 8 октября 2026 года</w:t>
       </w:r>
     </w:p>
     <w:p>
@@ -274,7 +274,7 @@
     </w:p>
     <w:p>
       <w:r>
-        <w:t>Требования описывают целевое приложение. Числовые показатели качества являются условиями будущих испытаний, а не результатами измерений текущей реализации. Версия ТЗ — 0.2 от 28 сентября 2026 года.</w:t>
+        <w:t>Требования описывают целевое приложение. Числовые показатели качества являются условиями будущих испытаний, а не результатами измерений текущей реализации. Версия ТЗ — 0.3 от 8 октября 2026 года.</w:t>
       </w:r>
     </w:p>
     <w:p>
@@ -1175,7 +1175,7 @@
     </w:p>
     <w:p>
       <w:r>
-        <w:t>План рассчитан на 12 относительных недель от старта реализации. Календарные даты уточняются по расписанию курса и доступности команды.</w:t>
+        <w:t>План задаёт последовательность работ, зависимости и проверяемые результаты.</w:t>
       </w:r>
     </w:p>
     <w:p>
@@ -1220,9 +1220,9 @@
         </w:tblBorders>
       </w:tblPr>
       <w:tblGrid>
-        <w:gridCol w:w="1020"/>
-        <w:gridCol w:w="4252"/>
-        <w:gridCol w:w="4082"/>
+        <w:gridCol w:w="1701"/>
+        <w:gridCol w:w="3798"/>
+        <w:gridCol w:w="3855"/>
       </w:tblGrid>
       <w:tr>
         <w:trPr>
@@ -1231,7 +1231,7 @@
         </w:trPr>
         <w:tc>
           <w:tcPr>
-            <w:tcW w:type="dxa" w:w="1020"/>
+            <w:tcW w:type="dxa" w:w="1701"/>
             <w:vAlign w:val="center"/>
             <w:tcMar>
               <w:top w:w="90" w:type="dxa"/>
@@ -1250,13 +1250,13 @@
                 <w:b/>
                 <w:sz w:val="22"/>
               </w:rPr>
-              <w:t>Недели</w:t>
+              <w:t>Направление</w:t>
             </w:r>
           </w:p>
         </w:tc>
         <w:tc>
           <w:tcPr>
-            <w:tcW w:type="dxa" w:w="4252"/>
+            <w:tcW w:type="dxa" w:w="3798"/>
             <w:vAlign w:val="center"/>
             <w:tcMar>
               <w:top w:w="90" w:type="dxa"/>
@@ -1281,7 +1281,7 @@
         </w:tc>
         <w:tc>
           <w:tcPr>
-            <w:tcW w:type="dxa" w:w="4082"/>
+            <w:tcW w:type="dxa" w:w="3855"/>
             <w:vAlign w:val="center"/>
             <w:tcMar>
               <w:top w:w="90" w:type="dxa"/>
@@ -1311,7 +1311,7 @@
         </w:trPr>
         <w:tc>
           <w:tcPr>
-            <w:tcW w:type="dxa" w:w="1020"/>
+            <w:tcW w:type="dxa" w:w="1701"/>
             <w:vAlign w:val="center"/>
             <w:tcMar>
               <w:top w:w="90" w:type="dxa"/>
@@ -1328,13 +1328,13 @@
               <w:rPr>
                 <w:sz w:val="22"/>
               </w:rPr>
-              <w:t>1–2</w:t>
+              <w:t>Каркас</w:t>
             </w:r>
           </w:p>
         </w:tc>
         <w:tc>
           <w:tcPr>
-            <w:tcW w:type="dxa" w:w="4252"/>
+            <w:tcW w:type="dxa" w:w="3798"/>
             <w:vAlign w:val="center"/>
             <w:tcMar>
               <w:top w:w="90" w:type="dxa"/>
@@ -1357,7 +1357,7 @@
         </w:tc>
         <w:tc>
           <w:tcPr>
-            <w:tcW w:type="dxa" w:w="4082"/>
+            <w:tcW w:type="dxa" w:w="3855"/>
             <w:vAlign w:val="center"/>
             <w:tcMar>
               <w:top w:w="90" w:type="dxa"/>
@@ -1385,7 +1385,7 @@
         </w:trPr>
         <w:tc>
           <w:tcPr>
-            <w:tcW w:type="dxa" w:w="1020"/>
+            <w:tcW w:type="dxa" w:w="1701"/>
             <w:vAlign w:val="center"/>
             <w:tcMar>
               <w:top w:w="90" w:type="dxa"/>
@@ -1402,13 +1402,13 @@
               <w:rPr>
                 <w:sz w:val="22"/>
               </w:rPr>
-              <w:t>3–4</w:t>
+              <w:t>Каталог и дневник</w:t>
             </w:r>
           </w:p>
         </w:tc>
         <w:tc>
           <w:tcPr>
-            <w:tcW w:type="dxa" w:w="4252"/>
+            <w:tcW w:type="dxa" w:w="3798"/>
             <w:vAlign w:val="center"/>
             <w:tcMar>
               <w:top w:w="90" w:type="dxa"/>
@@ -1431,7 +1431,7 @@
         </w:tc>
         <w:tc>
           <w:tcPr>
-            <w:tcW w:type="dxa" w:w="4082"/>
+            <w:tcW w:type="dxa" w:w="3855"/>
             <w:vAlign w:val="center"/>
             <w:tcMar>
               <w:top w:w="90" w:type="dxa"/>
@@ -1459,7 +1459,7 @@
         </w:trPr>
         <w:tc>
           <w:tcPr>
-            <w:tcW w:type="dxa" w:w="1020"/>
+            <w:tcW w:type="dxa" w:w="1701"/>
             <w:vAlign w:val="center"/>
             <w:tcMar>
               <w:top w:w="90" w:type="dxa"/>
@@ -1476,13 +1476,13 @@
               <w:rPr>
                 <w:sz w:val="22"/>
               </w:rPr>
-              <w:t>5–6</w:t>
+              <w:t>Расчётный домен</w:t>
             </w:r>
           </w:p>
         </w:tc>
         <w:tc>
           <w:tcPr>
-            <w:tcW w:type="dxa" w:w="4252"/>
+            <w:tcW w:type="dxa" w:w="3798"/>
             <w:vAlign w:val="center"/>
             <w:tcMar>
               <w:top w:w="90" w:type="dxa"/>
@@ -1505,7 +1505,7 @@
         </w:tc>
         <w:tc>
           <w:tcPr>
-            <w:tcW w:type="dxa" w:w="4082"/>
+            <w:tcW w:type="dxa" w:w="3855"/>
             <w:vAlign w:val="center"/>
             <w:tcMar>
               <w:top w:w="90" w:type="dxa"/>
@@ -1533,7 +1533,7 @@
         </w:trPr>
         <w:tc>
           <w:tcPr>
-            <w:tcW w:type="dxa" w:w="1020"/>
+            <w:tcW w:type="dxa" w:w="1701"/>
             <w:vAlign w:val="center"/>
             <w:tcMar>
               <w:top w:w="90" w:type="dxa"/>
@@ -1550,13 +1550,13 @@
               <w:rPr>
                 <w:sz w:val="22"/>
               </w:rPr>
-              <w:t>7–8</w:t>
+              <w:t>Аналитика и клиент</w:t>
             </w:r>
           </w:p>
         </w:tc>
         <w:tc>
           <w:tcPr>
-            <w:tcW w:type="dxa" w:w="4252"/>
+            <w:tcW w:type="dxa" w:w="3798"/>
             <w:vAlign w:val="center"/>
             <w:tcMar>
               <w:top w:w="90" w:type="dxa"/>
@@ -1579,7 +1579,7 @@
         </w:tc>
         <w:tc>
           <w:tcPr>
-            <w:tcW w:type="dxa" w:w="4082"/>
+            <w:tcW w:type="dxa" w:w="3855"/>
             <w:vAlign w:val="center"/>
             <w:tcMar>
               <w:top w:w="90" w:type="dxa"/>
@@ -1607,7 +1607,7 @@
         </w:trPr>
         <w:tc>
           <w:tcPr>
-            <w:tcW w:type="dxa" w:w="1020"/>
+            <w:tcW w:type="dxa" w:w="1701"/>
             <w:vAlign w:val="center"/>
             <w:tcMar>
               <w:top w:w="90" w:type="dxa"/>
@@ -1624,13 +1624,13 @@
               <w:rPr>
                 <w:sz w:val="22"/>
               </w:rPr>
-              <w:t>9–10</w:t>
+              <w:t>Выпуск</w:t>
             </w:r>
           </w:p>
         </w:tc>
         <w:tc>
           <w:tcPr>
-            <w:tcW w:type="dxa" w:w="4252"/>
+            <w:tcW w:type="dxa" w:w="3798"/>
             <w:vAlign w:val="center"/>
             <w:tcMar>
               <w:top w:w="90" w:type="dxa"/>
@@ -1653,7 +1653,7 @@
         </w:tc>
         <w:tc>
           <w:tcPr>
-            <w:tcW w:type="dxa" w:w="4082"/>
+            <w:tcW w:type="dxa" w:w="3855"/>
             <w:vAlign w:val="center"/>
             <w:tcMar>
               <w:top w:w="90" w:type="dxa"/>
@@ -1681,7 +1681,7 @@
         </w:trPr>
         <w:tc>
           <w:tcPr>
-            <w:tcW w:type="dxa" w:w="1020"/>
+            <w:tcW w:type="dxa" w:w="1701"/>
             <w:vAlign w:val="center"/>
             <w:tcMar>
               <w:top w:w="90" w:type="dxa"/>
@@ -1698,13 +1698,13 @@
               <w:rPr>
                 <w:sz w:val="22"/>
               </w:rPr>
-              <w:t>11–12</w:t>
+              <w:t>Приёмка</w:t>
             </w:r>
           </w:p>
         </w:tc>
         <w:tc>
           <w:tcPr>
-            <w:tcW w:type="dxa" w:w="4252"/>
+            <w:tcW w:type="dxa" w:w="3798"/>
             <w:vAlign w:val="center"/>
             <w:tcMar>
               <w:top w:w="90" w:type="dxa"/>
@@ -1721,13 +1721,13 @@
               <w:rPr>
                 <w:sz w:val="22"/>
               </w:rPr>
-              <w:t>Резерв на интеграцию и дефекты, итоговая приёмка, демонстрация и оформление материалов</w:t>
+              <w:t>Исправления, итоговая приёмка, демонстрация и оформление материалов</w:t>
             </w:r>
           </w:p>
         </w:tc>
         <w:tc>
           <w:tcPr>
-            <w:tcW w:type="dxa" w:w="4082"/>
+            <w:tcW w:type="dxa" w:w="3855"/>
             <w:vAlign w:val="center"/>
             <w:tcMar>
               <w:top w:w="90" w:type="dxa"/>
@@ -1744,7 +1744,7 @@
               <w:rPr>
                 <w:sz w:val="22"/>
               </w:rPr>
-              <w:t>Нельзя расходовать резерв на новые функции до устранения блокирующих дефектов</w:t>
+              <w:t>Блокирующие дефекты устранены; результаты обязательных проверок подтверждены</w:t>
             </w:r>
           </w:p>
         </w:tc>
@@ -1757,7 +1757,7 @@
     </w:p>
     <w:p>
       <w:r>
-        <w:t>CI и проверки ключевых инвариантов вводятся по мере реализации, а не только в конце. Сборка production-ready инфраструктуры завершается на неделях 9–10; локальный/тестовый стенд нужен раньше. Длительный пилот для измерения доступности желательно запустить до финальной недели, иначе месячное измерение будет недоступно к демонстрации.</w:t>
+        <w:t>CI и проверки ключевых инвариантов вводятся по мере реализации, а не только в конце. Локальный/тестовый стенд нужен для первого сквозного сценария. Целевое развёртывание и пилот позволяют выполнить эксплуатационные проверки, включая измерение доступности по условиям нефункциональных требований.</w:t>
       </w:r>
     </w:p>
     <w:p>
@@ -1770,7 +1770,7 @@
     </w:p>
     <w:p>
       <w:r>
-        <w:t>Сохраняются ранее согласованные роли: Валера — DevOps, Камила — тестирование, Богдан и Николай — разработка, Рауль и Мария — аналитика. Имена не означают назначение конкретных обязательных задач человеку без командного обсуждения. Фактическая занятость неизвестна; сроки являются планом, а не оценкой подтверждённой доступности команды.</w:t>
+        <w:t>Сохраняются ранее согласованные роли: Валера — DevOps, Камила — тестирование, Богдан и Николай — разработка, Рауль и Мария — аналитика. Имена не означают назначение конкретных обязательных задач человеку без командного обсуждения.</w:t>
       </w:r>
     </w:p>
     <w:p>
@@ -1789,7 +1789,7 @@
         <w:t xml:space="preserve">• </w:t>
       </w:r>
       <w:r>
-        <w:t>Полноценный Android-кэш — отдельная задача после завершения MVP, без обещания включить его в эти 12 недель; офлайн-очередь также не добавляется автоматически.</w:t>
+        <w:t>Полноценный Android-кэш — отдельная задача после завершения MVP; офлайн-очередь также не добавляется автоматически.</w:t>
       </w:r>
     </w:p>
     <w:p>
@@ -2208,7 +2208,7 @@
               <w:rPr>
                 <w:sz w:val="22"/>
               </w:rPr>
-              <w:t>Сроки не соответствуют доступности команды</w:t>
+              <w:t>Интеграция выявляет дополнительные работы</w:t>
             </w:r>
           </w:p>
         </w:tc>
@@ -2231,7 +2231,7 @@
               <w:rPr>
                 <w:sz w:val="22"/>
               </w:rPr>
-              <w:t>Перепланировать после первых двух недель; исключать согласованные функции только с разрешения владельца и изменением ТЗ</w:t>
+              <w:t>Пересмотреть последовательность после сквозного сценария; менять согласованный объём только с разрешения владельца и изменением ТЗ</w:t>
             </w:r>
           </w:p>
         </w:tc>
@@ -2244,7 +2244,7 @@
     </w:p>
     <w:p>
       <w:r>
-        <w:t>Раз в неделю фиксируются готовые результаты, отклонения и следующий приоритет. Новые идеи попадают в отложенный список, а не незаметно расширяют MVP.</w:t>
+        <w:t>После контрольного результата фиксируются готовые функции, дефекты и следующий приоритет. Новые идеи попадают в отложенный список, а не незаметно расширяют MVP.</w:t>
       </w:r>
     </w:p>
     <w:p>
